--- a/courses.docx
+++ b/courses.docx
@@ -94,9 +94,28 @@
       </w:r>
     </w:p>
     <w:p>
+      <w:pPr>
+        <w:pStyle w:val="ListParagraph"/>
+        <w:numPr>
+          <w:ilvl w:val="0"/>
+          <w:numId w:val="1"/>
+        </w:numPr>
+        <w:rPr>
+          <w:sz w:val="32"/>
+          <w:szCs w:val="32"/>
+        </w:rPr>
+      </w:pPr>
+      <w:r>
+        <w:rPr>
+          <w:sz w:val="32"/>
+          <w:szCs w:val="32"/>
+        </w:rPr>
+        <w:t xml:space="preserve">Ai Engineering </w:t>
+      </w:r>
       <w:bookmarkStart w:id="0" w:name="_GoBack"/>
       <w:bookmarkEnd w:id="0"/>
     </w:p>
+    <w:p/>
     <w:sectPr>
       <w:pgSz w:w="12240" w:h="15840"/>
       <w:pgMar w:top="1440" w:right="1440" w:bottom="1440" w:left="1440" w:header="720" w:footer="720" w:gutter="0"/>
@@ -224,15 +243,6 @@
   </w:abstractNum>
   <w:num w:numId="1">
     <w:abstractNumId w:val="0"/>
-    <w:lvlOverride w:ilvl="0"/>
-    <w:lvlOverride w:ilvl="1"/>
-    <w:lvlOverride w:ilvl="2"/>
-    <w:lvlOverride w:ilvl="3"/>
-    <w:lvlOverride w:ilvl="4"/>
-    <w:lvlOverride w:ilvl="5"/>
-    <w:lvlOverride w:ilvl="6"/>
-    <w:lvlOverride w:ilvl="7"/>
-    <w:lvlOverride w:ilvl="8"/>
   </w:num>
 </w:numbering>
 </file>
